--- a/plugins/opp/reference/guide/OPP — Руководство пользователя.docx
+++ b/plugins/opp/reference/guide/OPP — Руководство пользователя.docx
@@ -476,7 +476,7 @@
           <w:b w:val="0"/>
           <w:i w:val="0"/>
         </w:rPr>
-        <w:t>У проекта два слоя папок — пользовательский (приёмные папки, куда вы кладёте свои файлы) и технический (куда ИИ раскладывает разобранные факты). Разделение важно: приёмные папки — это архив исходных файлов «как есть», технический слой — это уже разобранное содержимое в виде узлов-источников.</w:t>
+        <w:t>Наверху папки проекта — только то, с чем работаете вы сами: приёмные папки для своих файлов и «Документы» с готовыми файлами для заказчика. Всё техническое (разобранное содержимое файлов, служебные версии документов) спрятано внутри «Проектной памяти» — заглядывать туда не нужно, это рабочая зона ИИ.</w:t>
       </w:r>
     </w:p>
     <w:p>
@@ -527,13 +527,32 @@
           <w:rFonts w:ascii="Calibri" w:hAnsi="Calibri"/>
           <w:b/>
         </w:rPr>
-        <w:t xml:space="preserve">«Источники/» — </w:t>
+        <w:t xml:space="preserve">«Документы/» — </w:t>
       </w:r>
       <w:r>
         <w:rPr>
           <w:rFonts w:ascii="Calibri" w:hAnsi="Calibri"/>
         </w:rPr>
-        <w:t>технический слой: узлы-источники (md-файлы с разобранным содержимым и провенансом), на которые дальше ссылаются факты памяти. Это не пользовательская папка — сюда ходить не нужно, ИИ ведёт её сам через ingest.</w:t>
+        <w:t>сюда попадают готовые файлы для заказчика и команды: docx с человеческими именами («Повестка № 01 — Тема.docx», «Отчёт об обследовании AS-IS.docx») — без кодов памяти и техжаргона в названии.</w:t>
+      </w:r>
+    </w:p>
+    <w:p>
+      <w:pPr>
+        <w:pStyle w:val="ListBullet"/>
+        <w:spacing w:after="60"/>
+      </w:pPr>
+      <w:r>
+        <w:rPr>
+          <w:rFonts w:ascii="Calibri" w:hAnsi="Calibri"/>
+          <w:b/>
+        </w:rPr>
+        <w:t xml:space="preserve">«Проектная память/» — </w:t>
+      </w:r>
+      <w:r>
+        <w:rPr>
+          <w:rFonts w:ascii="Calibri" w:hAnsi="Calibri"/>
+        </w:rPr>
+        <w:t>техническое сердце проекта: таблицы фактов, а внутри неё ещё две служебные папки — «Источники» (разобранное содержимое принятых файлов, на него ссылаются факты) и «Документы» (техническая md-версия каждого документа, из которой собирается docx). Обе — не пользовательские, ИИ ведёт их сам.</w:t>
       </w:r>
     </w:p>
     <w:p>
@@ -546,8 +565,60 @@
           <w:b w:val="0"/>
           <w:i w:val="0"/>
         </w:rPr>
-        <w:t>Проще говоря: свои файлы вы кладёте во «Входные материалы» и «Встречи»; «Источники» — это уже результат разбора, живущий по контракту продукта.</w:t>
+        <w:t>Проще говоря: свои файлы вы кладёте во «Входные материалы» и «Встречи»; готовые документы забираете из «Документы/»; всё, что происходит между ними, — внутри «Проектной памяти».</w:t>
       </w:r>
+    </w:p>
+    <w:tbl>
+      <w:tblPr>
+        <w:tblW w:type="auto" w:w="0"/>
+        <w:jc w:val="center"/>
+        <w:tblLook w:firstColumn="1" w:firstRow="1" w:lastColumn="0" w:lastRow="0" w:noHBand="0" w:noVBand="1" w:val="04A0"/>
+      </w:tblPr>
+      <w:tblGrid>
+        <w:gridCol w:w="8640"/>
+      </w:tblGrid>
+      <w:tr>
+        <w:tc>
+          <w:tcPr>
+            <w:tcW w:type="dxa" w:w="9354"/>
+            <w:shd w:val="clear" w:fill="EEF1F7"/>
+            <w:tcBorders>
+              <w:left w:val="single" w:sz="18" w:space="0" w:color="1F3864"/>
+            </w:tcBorders>
+          </w:tcPr>
+          <w:p>
+            <w:pPr>
+              <w:spacing w:before="0" w:after="0"/>
+            </w:pPr>
+            <w:r>
+              <w:rPr>
+                <w:rFonts w:ascii="Calibri" w:hAnsi="Calibri"/>
+                <w:b/>
+                <w:color w:val="1F3864"/>
+                <w:sz w:val="20"/>
+              </w:rPr>
+              <w:t>Если проект развёрнут раньше</w:t>
+            </w:r>
+          </w:p>
+          <w:p>
+            <w:pPr>
+              <w:spacing w:before="0" w:after="0"/>
+            </w:pPr>
+            <w:r>
+              <w:rPr>
+                <w:rFonts w:ascii="Calibri" w:hAnsi="Calibri"/>
+                <w:sz w:val="20"/>
+              </w:rPr>
+              <w:t>Старые проекты (структура до этого обновления, где «Источники» лежали в корне) переносятся на новую структуру автоматически при первом обращении — вы увидите об этом сообщение, вручную переносить ничего не нужно.</w:t>
+            </w:r>
+          </w:p>
+        </w:tc>
+      </w:tr>
+    </w:tbl>
+    <w:p>
+      <w:pPr>
+        <w:spacing w:after="40"/>
+      </w:pPr>
     </w:p>
     <w:p>
       <w:pPr>
@@ -758,7 +829,7 @@
                 <w:b w:val="0"/>
                 <w:sz w:val="18"/>
               </w:rPr>
-              <w:t>./opp deploy "&lt;Клиент&gt; — OPP" — создаётся рабочая папка: приёмные «Входные материалы/» и «Встречи/», технические «Источники/», «Проектная память/», «Документы/», паспорт и правила проекта. Онбординг opp:new-project проведёт по этому шагу и следующим в диалоге.</w:t>
+              <w:t>Создайте и откройте папку проекта (например, «&lt;Клиент&gt; — OPP») и запустите в ней онбординг opp:new-project — он развернёт структуру ПРЯМО В ЭТОЙ папке: приёмные «Входные материалы/» и «Встречи/», клиентские «Документы/», «Проектная память/» (с техническим слоем внутри), паспорт и правила проекта. Проводит по этому шагу и следующим в диалоге.</w:t>
             </w:r>
           </w:p>
         </w:tc>
@@ -1060,7 +1131,7 @@
           <w:rFonts w:ascii="Calibri" w:hAnsi="Calibri"/>
           <w:color w:val="1F3864"/>
         </w:rPr>
-        <w:t>5. Рабочий процесс проекта</w:t>
+        <w:t>5. Файл не разобрался — почему и что делать</w:t>
       </w:r>
     </w:p>
     <w:p>
@@ -1073,7 +1144,472 @@
           <w:b w:val="0"/>
           <w:i w:val="0"/>
         </w:rPr>
-        <w:t>Сквозной путь обследования. На каждом шаге вызывается свой навык; между шагами вы принимаете результат. Навыки со статусом «в разработке» появятся в следующих версиях — их место в конвейере уже зафиксировано.</w:t>
+        <w:t>Не все форматы читаются одинаково просто. Если в реестре источников (./opp ui или колонка примечания в протоколе аудита материалов) напротив файла стоит пометка «не разобран» — причина всегда написана рядом, а сам узел всё равно создаётся (файл не теряется, просто без разобранного содержимого до починки).</w:t>
+      </w:r>
+    </w:p>
+    <w:p>
+      <w:pPr>
+        <w:pStyle w:val="Heading2"/>
+      </w:pPr>
+      <w:r>
+        <w:rPr>
+          <w:rFonts w:ascii="Calibri" w:hAnsi="Calibri"/>
+          <w:color w:val="1F3864"/>
+        </w:rPr>
+        <w:t>Что работает без каких-либо доп. установок (ставится вместе с плагином)</w:t>
+      </w:r>
+    </w:p>
+    <w:p>
+      <w:pPr>
+        <w:pStyle w:val="ListBullet"/>
+        <w:spacing w:after="60"/>
+      </w:pPr>
+      <w:r>
+        <w:rPr>
+          <w:rFonts w:ascii="Calibri" w:hAnsi="Calibri"/>
+        </w:rPr>
+        <w:t>.xlsx / .xlsm — таблицы Excel читаются напрямую, лист за листом.</w:t>
+      </w:r>
+    </w:p>
+    <w:p>
+      <w:pPr>
+        <w:pStyle w:val="ListBullet"/>
+        <w:spacing w:after="60"/>
+      </w:pPr>
+      <w:r>
+        <w:rPr>
+          <w:rFonts w:ascii="Calibri" w:hAnsi="Calibri"/>
+        </w:rPr>
+        <w:t>.docx — тексты и таблицы Word читаются напрямую, с заголовками.</w:t>
+      </w:r>
+    </w:p>
+    <w:p>
+      <w:pPr>
+        <w:pStyle w:val="Heading2"/>
+      </w:pPr>
+      <w:r>
+        <w:rPr>
+          <w:rFonts w:ascii="Calibri" w:hAnsi="Calibri"/>
+          <w:color w:val="1F3864"/>
+        </w:rPr>
+        <w:t>Что требует внешней программы на компьютере (см. packaging/УСТАНОВКА.md)</w:t>
+      </w:r>
+    </w:p>
+    <w:tbl>
+      <w:tblPr>
+        <w:tblStyle w:val="TableGrid"/>
+        <w:tblW w:type="auto" w:w="0"/>
+        <w:jc w:val="center"/>
+        <w:tblLook w:firstColumn="1" w:firstRow="1" w:lastColumn="0" w:lastRow="0" w:noHBand="0" w:noVBand="1" w:val="04A0"/>
+      </w:tblPr>
+      <w:tblGrid>
+        <w:gridCol w:w="2880"/>
+        <w:gridCol w:w="2880"/>
+        <w:gridCol w:w="2880"/>
+      </w:tblGrid>
+      <w:tr>
+        <w:tc>
+          <w:tcPr>
+            <w:tcW w:type="dxa" w:w="2041"/>
+            <w:shd w:val="clear" w:fill="1F3864"/>
+          </w:tcPr>
+          <w:p>
+            <w:pPr>
+              <w:spacing w:before="0" w:after="0"/>
+            </w:pPr>
+            <w:r>
+              <w:rPr>
+                <w:rFonts w:ascii="Calibri" w:hAnsi="Calibri"/>
+                <w:b/>
+                <w:color w:val="FFFFFF"/>
+                <w:sz w:val="19"/>
+              </w:rPr>
+              <w:t>Нужна программа</w:t>
+            </w:r>
+          </w:p>
+        </w:tc>
+        <w:tc>
+          <w:tcPr>
+            <w:tcW w:type="dxa" w:w="3685"/>
+            <w:shd w:val="clear" w:fill="1F3864"/>
+          </w:tcPr>
+          <w:p>
+            <w:pPr>
+              <w:spacing w:before="0" w:after="0"/>
+            </w:pPr>
+            <w:r>
+              <w:rPr>
+                <w:rFonts w:ascii="Calibri" w:hAnsi="Calibri"/>
+                <w:b/>
+                <w:color w:val="FFFFFF"/>
+                <w:sz w:val="19"/>
+              </w:rPr>
+              <w:t>Для каких файлов</w:t>
+            </w:r>
+          </w:p>
+        </w:tc>
+        <w:tc>
+          <w:tcPr>
+            <w:tcW w:type="dxa" w:w="3628"/>
+            <w:shd w:val="clear" w:fill="1F3864"/>
+          </w:tcPr>
+          <w:p>
+            <w:pPr>
+              <w:spacing w:before="0" w:after="0"/>
+            </w:pPr>
+            <w:r>
+              <w:rPr>
+                <w:rFonts w:ascii="Calibri" w:hAnsi="Calibri"/>
+                <w:b/>
+                <w:color w:val="FFFFFF"/>
+                <w:sz w:val="19"/>
+              </w:rPr>
+              <w:t>Что будет, если её нет</w:t>
+            </w:r>
+          </w:p>
+        </w:tc>
+      </w:tr>
+      <w:tr>
+        <w:tc>
+          <w:tcPr>
+            <w:tcW w:type="dxa" w:w="2041"/>
+          </w:tcPr>
+          <w:p>
+            <w:pPr>
+              <w:spacing w:before="0" w:after="0"/>
+            </w:pPr>
+            <w:r>
+              <w:rPr>
+                <w:rFonts w:ascii="Calibri" w:hAnsi="Calibri"/>
+                <w:b/>
+                <w:sz w:val="18"/>
+              </w:rPr>
+              <w:t>LibreOffice (soffice)</w:t>
+            </w:r>
+          </w:p>
+        </w:tc>
+        <w:tc>
+          <w:tcPr>
+            <w:tcW w:type="dxa" w:w="3685"/>
+          </w:tcPr>
+          <w:p>
+            <w:pPr>
+              <w:spacing w:before="0" w:after="0"/>
+            </w:pPr>
+            <w:r>
+              <w:rPr>
+                <w:rFonts w:ascii="Calibri" w:hAnsi="Calibri"/>
+                <w:b w:val="0"/>
+                <w:sz w:val="18"/>
+              </w:rPr>
+              <w:t>.doc, .ppt, .pptx, .xls, .xlsb, .ods — старые и не-Microsoft офисные форматы</w:t>
+            </w:r>
+          </w:p>
+        </w:tc>
+        <w:tc>
+          <w:tcPr>
+            <w:tcW w:type="dxa" w:w="3628"/>
+          </w:tcPr>
+          <w:p>
+            <w:pPr>
+              <w:spacing w:before="0" w:after="0"/>
+            </w:pPr>
+            <w:r>
+              <w:rPr>
+                <w:rFonts w:ascii="Calibri" w:hAnsi="Calibri"/>
+                <w:b w:val="0"/>
+                <w:sz w:val="18"/>
+              </w:rPr>
+              <w:t>Пометка «нужен LibreOffice» — файл остаётся непрочитанным до установки.</w:t>
+            </w:r>
+          </w:p>
+        </w:tc>
+      </w:tr>
+      <w:tr>
+        <w:tc>
+          <w:tcPr>
+            <w:tcW w:type="dxa" w:w="2041"/>
+            <w:shd w:val="clear" w:fill="EEF1F7"/>
+          </w:tcPr>
+          <w:p>
+            <w:pPr>
+              <w:spacing w:before="0" w:after="0"/>
+            </w:pPr>
+            <w:r>
+              <w:rPr>
+                <w:rFonts w:ascii="Calibri" w:hAnsi="Calibri"/>
+                <w:b/>
+                <w:sz w:val="18"/>
+              </w:rPr>
+              <w:t>tesseract + pdftotext + pdftoppm</w:t>
+            </w:r>
+          </w:p>
+        </w:tc>
+        <w:tc>
+          <w:tcPr>
+            <w:tcW w:type="dxa" w:w="3685"/>
+            <w:shd w:val="clear" w:fill="EEF1F7"/>
+          </w:tcPr>
+          <w:p>
+            <w:pPr>
+              <w:spacing w:before="0" w:after="0"/>
+            </w:pPr>
+            <w:r>
+              <w:rPr>
+                <w:rFonts w:ascii="Calibri" w:hAnsi="Calibri"/>
+                <w:b w:val="0"/>
+                <w:sz w:val="18"/>
+              </w:rPr>
+              <w:t>PDF-сканы и картинки (.jpg, .png, .tiff…) — OCR: pdftotext вытягивает текстовый слой обычного PDF; если слоя нет (скан) — pdftoppm превращает страницы в картинки, а tesseract распознаёт с них текст; та же связка tesseract нужна и для отдельных изображений</w:t>
+            </w:r>
+          </w:p>
+        </w:tc>
+        <w:tc>
+          <w:tcPr>
+            <w:tcW w:type="dxa" w:w="3628"/>
+            <w:shd w:val="clear" w:fill="EEF1F7"/>
+          </w:tcPr>
+          <w:p>
+            <w:pPr>
+              <w:spacing w:before="0" w:after="0"/>
+            </w:pPr>
+            <w:r>
+              <w:rPr>
+                <w:rFonts w:ascii="Calibri" w:hAnsi="Calibri"/>
+                <w:b w:val="0"/>
+                <w:sz w:val="18"/>
+              </w:rPr>
+              <w:t>Пометка «нужен pdftotext» / «нужен tesseract» — соответствующие файлы остаются непрочитанными.</w:t>
+            </w:r>
+          </w:p>
+        </w:tc>
+      </w:tr>
+      <w:tr>
+        <w:tc>
+          <w:tcPr>
+            <w:tcW w:type="dxa" w:w="2041"/>
+          </w:tcPr>
+          <w:p>
+            <w:pPr>
+              <w:spacing w:before="0" w:after="0"/>
+            </w:pPr>
+            <w:r>
+              <w:rPr>
+                <w:rFonts w:ascii="Calibri" w:hAnsi="Calibri"/>
+                <w:b/>
+                <w:sz w:val="18"/>
+              </w:rPr>
+              <w:t>ffmpeg + ключ Ньютона</w:t>
+            </w:r>
+          </w:p>
+        </w:tc>
+        <w:tc>
+          <w:tcPr>
+            <w:tcW w:type="dxa" w:w="3685"/>
+          </w:tcPr>
+          <w:p>
+            <w:pPr>
+              <w:spacing w:before="0" w:after="0"/>
+            </w:pPr>
+            <w:r>
+              <w:rPr>
+                <w:rFonts w:ascii="Calibri" w:hAnsi="Calibri"/>
+                <w:b w:val="0"/>
+                <w:sz w:val="18"/>
+              </w:rPr>
+              <w:t>Транскрибация записей встреч (аудио/видео)</w:t>
+            </w:r>
+          </w:p>
+        </w:tc>
+        <w:tc>
+          <w:tcPr>
+            <w:tcW w:type="dxa" w:w="3628"/>
+          </w:tcPr>
+          <w:p>
+            <w:pPr>
+              <w:spacing w:before="0" w:after="0"/>
+            </w:pPr>
+            <w:r>
+              <w:rPr>
+                <w:rFonts w:ascii="Calibri" w:hAnsi="Calibri"/>
+                <w:b w:val="0"/>
+                <w:sz w:val="18"/>
+              </w:rPr>
+              <w:t>Пометка «нужен ffmpeg» или «нужен ключ Ньютона» — запись остаётся без транскрипта.</w:t>
+            </w:r>
+          </w:p>
+        </w:tc>
+      </w:tr>
+      <w:tr>
+        <w:tc>
+          <w:tcPr>
+            <w:tcW w:type="dxa" w:w="2041"/>
+            <w:shd w:val="clear" w:fill="EEF1F7"/>
+          </w:tcPr>
+          <w:p>
+            <w:pPr>
+              <w:spacing w:before="0" w:after="0"/>
+            </w:pPr>
+            <w:r>
+              <w:rPr>
+                <w:rFonts w:ascii="Calibri" w:hAnsi="Calibri"/>
+                <w:b/>
+                <w:sz w:val="18"/>
+              </w:rPr>
+              <w:t>java + пакет mpxj</w:t>
+            </w:r>
+          </w:p>
+        </w:tc>
+        <w:tc>
+          <w:tcPr>
+            <w:tcW w:type="dxa" w:w="3685"/>
+            <w:shd w:val="clear" w:fill="EEF1F7"/>
+          </w:tcPr>
+          <w:p>
+            <w:pPr>
+              <w:spacing w:before="0" w:after="0"/>
+            </w:pPr>
+            <w:r>
+              <w:rPr>
+                <w:rFonts w:ascii="Calibri" w:hAnsi="Calibri"/>
+                <w:b w:val="0"/>
+                <w:sz w:val="18"/>
+              </w:rPr>
+              <w:t>.mpp (Microsoft Project)</w:t>
+            </w:r>
+          </w:p>
+        </w:tc>
+        <w:tc>
+          <w:tcPr>
+            <w:tcW w:type="dxa" w:w="3628"/>
+            <w:shd w:val="clear" w:fill="EEF1F7"/>
+          </w:tcPr>
+          <w:p>
+            <w:pPr>
+              <w:spacing w:before="0" w:after="0"/>
+            </w:pPr>
+            <w:r>
+              <w:rPr>
+                <w:rFonts w:ascii="Calibri" w:hAnsi="Calibri"/>
+                <w:b w:val="0"/>
+                <w:sz w:val="18"/>
+              </w:rPr>
+              <w:t>Пометка «нужны java и mpxj».</w:t>
+            </w:r>
+          </w:p>
+        </w:tc>
+      </w:tr>
+      <w:tr>
+        <w:tc>
+          <w:tcPr>
+            <w:tcW w:type="dxa" w:w="2041"/>
+          </w:tcPr>
+          <w:p>
+            <w:pPr>
+              <w:spacing w:before="0" w:after="0"/>
+            </w:pPr>
+            <w:r>
+              <w:rPr>
+                <w:rFonts w:ascii="Calibri" w:hAnsi="Calibri"/>
+                <w:b/>
+                <w:sz w:val="18"/>
+              </w:rPr>
+              <w:t>gh (GitHub CLI)</w:t>
+            </w:r>
+          </w:p>
+        </w:tc>
+        <w:tc>
+          <w:tcPr>
+            <w:tcW w:type="dxa" w:w="3685"/>
+          </w:tcPr>
+          <w:p>
+            <w:pPr>
+              <w:spacing w:before="0" w:after="0"/>
+            </w:pPr>
+            <w:r>
+              <w:rPr>
+                <w:rFonts w:ascii="Calibri" w:hAnsi="Calibri"/>
+                <w:b w:val="0"/>
+                <w:sz w:val="18"/>
+              </w:rPr>
+              <w:t>Не про файлы — про шаг подключения проекта к GitHub в онбординге</w:t>
+            </w:r>
+          </w:p>
+        </w:tc>
+        <w:tc>
+          <w:tcPr>
+            <w:tcW w:type="dxa" w:w="3628"/>
+          </w:tcPr>
+          <w:p>
+            <w:pPr>
+              <w:spacing w:before="0" w:after="0"/>
+            </w:pPr>
+            <w:r>
+              <w:rPr>
+                <w:rFonts w:ascii="Calibri" w:hAnsi="Calibri"/>
+                <w:b w:val="0"/>
+                <w:sz w:val="18"/>
+              </w:rPr>
+              <w:t>Навык честно скажет, что gh не найден, и даст команды для ручного создания репозитория.</w:t>
+            </w:r>
+          </w:p>
+        </w:tc>
+      </w:tr>
+    </w:tbl>
+    <w:p>
+      <w:pPr>
+        <w:spacing w:after="40"/>
+      </w:pPr>
+    </w:p>
+    <w:p>
+      <w:pPr>
+        <w:spacing w:after="120"/>
+      </w:pPr>
+      <w:r>
+        <w:rPr>
+          <w:rFonts w:ascii="Calibri" w:hAnsi="Calibri"/>
+          <w:b w:val="0"/>
+          <w:i w:val="0"/>
+        </w:rPr>
+        <w:t>Помимо «нет программы», реестр различает ещё две честные причины: «не успел за отведённое время» (обычно на очень больших файлах — попробуйте позже или разбейте файл на части) и «ошибка конвертации» (файл повреждён или в редком варианте формата).</w:t>
+      </w:r>
+    </w:p>
+    <w:p>
+      <w:pPr>
+        <w:spacing w:after="120"/>
+      </w:pPr>
+      <w:r>
+        <w:rPr>
+          <w:rFonts w:ascii="Calibri" w:hAnsi="Calibri"/>
+          <w:b w:val="0"/>
+          <w:i w:val="0"/>
+        </w:rPr>
+        <w:t>Что делать: поставить недостающую программу (см. packaging/УСТАНОВКА.md) и повторить ./opp ingest — приём идемпотентен, повторный прогон дочитает то, что раньше не разобралось, и не создаст дублей уже принятых файлов.</w:t>
+      </w:r>
+    </w:p>
+    <w:p>
+      <w:pPr>
+        <w:pStyle w:val="Heading1"/>
+      </w:pPr>
+      <w:r>
+        <w:rPr>
+          <w:rFonts w:ascii="Calibri" w:hAnsi="Calibri"/>
+          <w:color w:val="1F3864"/>
+        </w:rPr>
+        <w:t>6. Рабочий процесс проекта</w:t>
+      </w:r>
+    </w:p>
+    <w:p>
+      <w:pPr>
+        <w:spacing w:after="120"/>
+      </w:pPr>
+      <w:r>
+        <w:rPr>
+          <w:rFonts w:ascii="Calibri" w:hAnsi="Calibri"/>
+          <w:b w:val="0"/>
+          <w:i w:val="0"/>
+        </w:rPr>
+        <w:t>Сквозной путь обследования — не линия, а цикл вокруг картины обследования (см. следующую главу): каждый канал фактов (материалы, встречи, выгрузки базы) обновляет картину, дыры картины становятся вопросами, вопросы формируют план следующих встреч. На каждом шаге вызывается свой навык; между шагами вы принимаете результат. Навыки со статусом «в разработке» появятся в следующих версиях — их место в конвейере уже зафиксировано.</w:t>
       </w:r>
     </w:p>
     <w:tbl>
@@ -1318,7 +1854,7 @@
                 <w:b w:val="0"/>
                 <w:sz w:val="18"/>
               </w:rPr>
-              <w:t>Протокол аудита материалов.</w:t>
+              <w:t>Протокол аудита материалов + обновлённая картина.</w:t>
             </w:r>
           </w:p>
         </w:tc>
@@ -1479,7 +2015,7 @@
                 <w:b w:val="0"/>
                 <w:sz w:val="18"/>
               </w:rPr>
-              <w:t>Полный план/факт встреч + повестки.</w:t>
+              <w:t>Полный план/факт встреч + повестки, построенные от картины.</w:t>
             </w:r>
           </w:p>
         </w:tc>
@@ -1553,7 +2089,7 @@
                 <w:b w:val="0"/>
                 <w:sz w:val="18"/>
               </w:rPr>
-              <w:t>Типизированный протокол встречи.</w:t>
+              <w:t>Типизированный протокол встречи + обновлённая картина.</w:t>
             </w:r>
           </w:p>
         </w:tc>
@@ -1985,7 +2521,527 @@
           <w:rFonts w:ascii="Calibri" w:hAnsi="Calibri"/>
           <w:color w:val="1F3864"/>
         </w:rPr>
-        <w:t>6. Онбординг: что предложит new-project</w:t>
+        <w:t>7. Картина обследования: что мы знаем и что ещё спросить</w:t>
+      </w:r>
+    </w:p>
+    <w:p>
+      <w:pPr>
+        <w:spacing w:after="120"/>
+      </w:pPr>
+      <w:r>
+        <w:rPr>
+          <w:rFonts w:ascii="Calibri" w:hAnsi="Calibri"/>
+          <w:b w:val="0"/>
+          <w:i w:val="0"/>
+        </w:rPr>
+        <w:t>Разведка не идёт по прямой линии «сначала материалы, потом встречи» — она крутится вокруг одной постоянно обновляемой картины: что уже известно, откуда это известно, и где ещё пробел. После каждого разбора (материалов или встречи) команда ./opp picture пересобирает эту картину заново — с нуля, из текущего состояния памяти, поэтому она всегда честная и никогда не «подвисает» на устаревшем состоянии.</w:t>
+      </w:r>
+    </w:p>
+    <w:p>
+      <w:pPr>
+        <w:pStyle w:val="Heading2"/>
+      </w:pPr>
+      <w:r>
+        <w:rPr>
+          <w:rFonts w:ascii="Calibri" w:hAnsi="Calibri"/>
+          <w:color w:val="1F3864"/>
+        </w:rPr>
+        <w:t>Что показывает картина</w:t>
+      </w:r>
+    </w:p>
+    <w:p>
+      <w:pPr>
+        <w:spacing w:after="120"/>
+      </w:pPr>
+      <w:r>
+        <w:rPr>
+          <w:rFonts w:ascii="Calibri" w:hAnsi="Calibri"/>
+          <w:b w:val="0"/>
+          <w:i w:val="0"/>
+        </w:rPr>
+        <w:t>Обследование ведётся по 11 уровням каркаса — от ценности бизнеса и учётных моделей до систем, интеграций и инфраструктуры. По каждому уровню картина показывает:</w:t>
+      </w:r>
+    </w:p>
+    <w:p>
+      <w:pPr>
+        <w:pStyle w:val="ListBullet"/>
+        <w:spacing w:after="60"/>
+      </w:pPr>
+      <w:r>
+        <w:rPr>
+          <w:rFonts w:ascii="Calibri" w:hAnsi="Calibri"/>
+        </w:rPr>
+        <w:t>сколько фактов уже собрано;</w:t>
+      </w:r>
+    </w:p>
+    <w:p>
+      <w:pPr>
+        <w:pStyle w:val="ListBullet"/>
+        <w:spacing w:after="60"/>
+      </w:pPr>
+      <w:r>
+        <w:rPr>
+          <w:rFonts w:ascii="Calibri" w:hAnsi="Calibri"/>
+        </w:rPr>
+        <w:t>каким способом они подтверждены — документами, интервью, выгрузкой базы — и подтверждён ли уровень тем способом, которым обычно проверяется такая информация;</w:t>
+      </w:r>
+    </w:p>
+    <w:p>
+      <w:pPr>
+        <w:pStyle w:val="ListBullet"/>
+        <w:spacing w:after="60"/>
+      </w:pPr>
+      <w:r>
+        <w:rPr>
+          <w:rFonts w:ascii="Calibri" w:hAnsi="Calibri"/>
+        </w:rPr>
+        <w:t>сходится ли то, что рассказали разные источники, или есть нестыковка;</w:t>
+      </w:r>
+    </w:p>
+    <w:p>
+      <w:pPr>
+        <w:pStyle w:val="ListBullet"/>
+        <w:spacing w:after="60"/>
+      </w:pPr>
+      <w:r>
+        <w:rPr>
+          <w:rFonts w:ascii="Calibri" w:hAnsi="Calibri"/>
+        </w:rPr>
+        <w:t>где пробелы: уровень совсем не тронут, важное поле у уже собранного факта пусто, или способ подтверждения ещё не тот, что нужен;</w:t>
+      </w:r>
+    </w:p>
+    <w:p>
+      <w:pPr>
+        <w:pStyle w:val="ListBullet"/>
+        <w:spacing w:after="60"/>
+      </w:pPr>
+      <w:r>
+        <w:rPr>
+          <w:rFonts w:ascii="Calibri" w:hAnsi="Calibri"/>
+        </w:rPr>
+        <w:t>какие вопросы по уровню ещё открыты;</w:t>
+      </w:r>
+    </w:p>
+    <w:p>
+      <w:pPr>
+        <w:pStyle w:val="ListBullet"/>
+        <w:spacing w:after="60"/>
+      </w:pPr>
+      <w:r>
+        <w:rPr>
+          <w:rFonts w:ascii="Calibri" w:hAnsi="Calibri"/>
+        </w:rPr>
+        <w:t>статус готовности уровня: не начат → в разведке → готов к синтезу → синтезирован (последнее — когда по уровню уже сформулированы проблемы).</w:t>
+      </w:r>
+    </w:p>
+    <w:p>
+      <w:pPr>
+        <w:pStyle w:val="Heading2"/>
+      </w:pPr>
+      <w:r>
+        <w:rPr>
+          <w:rFonts w:ascii="Calibri" w:hAnsi="Calibri"/>
+          <w:color w:val="1F3864"/>
+        </w:rPr>
+        <w:t>Как пробелы становятся вопросами и повестками</w:t>
+      </w:r>
+    </w:p>
+    <w:p>
+      <w:pPr>
+        <w:spacing w:after="120"/>
+      </w:pPr>
+      <w:r>
+        <w:rPr>
+          <w:rFonts w:ascii="Calibri" w:hAnsi="Calibri"/>
+          <w:b w:val="0"/>
+          <w:i w:val="0"/>
+        </w:rPr>
+        <w:t>Ключ --вопросы у команды ./opp picture превращает найденные пробелы в открытые вопросы — автоматически, с привязкой к уровню и (где применимо) к конкретному факту. Повторный запуск не плодит дублей: уже заведённый по тому же поводу вопрос не создаётся заново. Дальше эти вопросы попадают в повестки ближайших встреч (навык plan-meetings) — так пробел из картины превращается в конкретный вопрос конкретному человеку на конкретной встрече.</w:t>
+      </w:r>
+    </w:p>
+    <w:p>
+      <w:pPr>
+        <w:spacing w:after="120"/>
+      </w:pPr>
+      <w:r>
+        <w:rPr>
+          <w:rFonts w:ascii="Calibri" w:hAnsi="Calibri"/>
+          <w:b w:val="0"/>
+          <w:i w:val="0"/>
+        </w:rPr>
+        <w:t>Там, где по уровню данных ещё мало, ИИ не молчит и не ждёт — он предлагает проверяемую гипотезу-эскиз: как обычно устроен такой процесс или контур у компаний той же отрасли и масштаба, судя по практике отрасли и уже известному о заказчике. Эскиз идёт в повестку встречи на подтверждение или опровержение — вам не нужно каждый раз отвечать с чистого листа. Чем меньше известно об уровне, тем крупнее и осторожнее гипотеза (без выдуманных деталей); чем больше уже подтверждено, тем детальнее можно уточнять.</w:t>
+      </w:r>
+    </w:p>
+    <w:p>
+      <w:pPr>
+        <w:pStyle w:val="Heading2"/>
+      </w:pPr>
+      <w:r>
+        <w:rPr>
+          <w:rFonts w:ascii="Calibri" w:hAnsi="Calibri"/>
+          <w:color w:val="1F3864"/>
+        </w:rPr>
+        <w:t>Стадии встреч: от общего к частному</w:t>
+      </w:r>
+    </w:p>
+    <w:p>
+      <w:pPr>
+        <w:spacing w:after="120"/>
+      </w:pPr>
+      <w:r>
+        <w:rPr>
+          <w:rFonts w:ascii="Calibri" w:hAnsi="Calibri"/>
+          <w:b w:val="0"/>
+          <w:i w:val="0"/>
+        </w:rPr>
+        <w:t>План встреч, который строит plan-meetings, идёт по картине четырьмя стадиями — каждая следующая стадия глубже предыдущей, и её не имеет смысла начинать, пока не закрыты основные пробелы предыдущей (перескочить можно только по вашему явному решению):</w:t>
+      </w:r>
+    </w:p>
+    <w:tbl>
+      <w:tblPr>
+        <w:tblStyle w:val="TableGrid"/>
+        <w:tblW w:type="auto" w:w="0"/>
+        <w:jc w:val="center"/>
+        <w:tblLook w:firstColumn="1" w:firstRow="1" w:lastColumn="0" w:lastRow="0" w:noHBand="0" w:noVBand="1" w:val="04A0"/>
+      </w:tblPr>
+      <w:tblGrid>
+        <w:gridCol w:w="2880"/>
+        <w:gridCol w:w="2880"/>
+        <w:gridCol w:w="2880"/>
+      </w:tblGrid>
+      <w:tr>
+        <w:tc>
+          <w:tcPr>
+            <w:tcW w:type="dxa" w:w="907"/>
+            <w:shd w:val="clear" w:fill="1F3864"/>
+          </w:tcPr>
+          <w:p>
+            <w:pPr>
+              <w:spacing w:before="0" w:after="0"/>
+            </w:pPr>
+            <w:r>
+              <w:rPr>
+                <w:rFonts w:ascii="Calibri" w:hAnsi="Calibri"/>
+                <w:b/>
+                <w:color w:val="FFFFFF"/>
+                <w:sz w:val="19"/>
+              </w:rPr>
+              <w:t>Стадия</w:t>
+            </w:r>
+          </w:p>
+        </w:tc>
+        <w:tc>
+          <w:tcPr>
+            <w:tcW w:type="dxa" w:w="4819"/>
+            <w:shd w:val="clear" w:fill="1F3864"/>
+          </w:tcPr>
+          <w:p>
+            <w:pPr>
+              <w:spacing w:before="0" w:after="0"/>
+            </w:pPr>
+            <w:r>
+              <w:rPr>
+                <w:rFonts w:ascii="Calibri" w:hAnsi="Calibri"/>
+                <w:b/>
+                <w:color w:val="FFFFFF"/>
+                <w:sz w:val="19"/>
+              </w:rPr>
+              <w:t>Фокус</w:t>
+            </w:r>
+          </w:p>
+        </w:tc>
+        <w:tc>
+          <w:tcPr>
+            <w:tcW w:type="dxa" w:w="3628"/>
+            <w:shd w:val="clear" w:fill="1F3864"/>
+          </w:tcPr>
+          <w:p>
+            <w:pPr>
+              <w:spacing w:before="0" w:after="0"/>
+            </w:pPr>
+            <w:r>
+              <w:rPr>
+                <w:rFonts w:ascii="Calibri" w:hAnsi="Calibri"/>
+                <w:b/>
+                <w:color w:val="FFFFFF"/>
+                <w:sz w:val="19"/>
+              </w:rPr>
+              <w:t>С кем</w:t>
+            </w:r>
+          </w:p>
+        </w:tc>
+      </w:tr>
+      <w:tr>
+        <w:tc>
+          <w:tcPr>
+            <w:tcW w:type="dxa" w:w="907"/>
+          </w:tcPr>
+          <w:p>
+            <w:pPr>
+              <w:spacing w:before="0" w:after="0"/>
+            </w:pPr>
+            <w:r>
+              <w:rPr>
+                <w:rFonts w:ascii="Calibri" w:hAnsi="Calibri"/>
+                <w:b/>
+                <w:sz w:val="18"/>
+              </w:rPr>
+              <w:t>С1</w:t>
+            </w:r>
+          </w:p>
+        </w:tc>
+        <w:tc>
+          <w:tcPr>
+            <w:tcW w:type="dxa" w:w="4819"/>
+          </w:tcPr>
+          <w:p>
+            <w:pPr>
+              <w:spacing w:before="0" w:after="0"/>
+            </w:pPr>
+            <w:r>
+              <w:rPr>
+                <w:rFonts w:ascii="Calibri" w:hAnsi="Calibri"/>
+                <w:b w:val="0"/>
+                <w:sz w:val="18"/>
+              </w:rPr>
+              <w:t>Общая картина бизнеса и его ценность</w:t>
+            </w:r>
+          </w:p>
+        </w:tc>
+        <w:tc>
+          <w:tcPr>
+            <w:tcW w:type="dxa" w:w="3628"/>
+          </w:tcPr>
+          <w:p>
+            <w:pPr>
+              <w:spacing w:before="0" w:after="0"/>
+            </w:pPr>
+            <w:r>
+              <w:rPr>
+                <w:rFonts w:ascii="Calibri" w:hAnsi="Calibri"/>
+                <w:b w:val="0"/>
+                <w:sz w:val="18"/>
+              </w:rPr>
+              <w:t>Руководство, ключевые стейкхолдеры</w:t>
+            </w:r>
+          </w:p>
+        </w:tc>
+      </w:tr>
+      <w:tr>
+        <w:tc>
+          <w:tcPr>
+            <w:tcW w:type="dxa" w:w="907"/>
+            <w:shd w:val="clear" w:fill="EEF1F7"/>
+          </w:tcPr>
+          <w:p>
+            <w:pPr>
+              <w:spacing w:before="0" w:after="0"/>
+            </w:pPr>
+            <w:r>
+              <w:rPr>
+                <w:rFonts w:ascii="Calibri" w:hAnsi="Calibri"/>
+                <w:b/>
+                <w:sz w:val="18"/>
+              </w:rPr>
+              <w:t>С2</w:t>
+            </w:r>
+          </w:p>
+        </w:tc>
+        <w:tc>
+          <w:tcPr>
+            <w:tcW w:type="dxa" w:w="4819"/>
+            <w:shd w:val="clear" w:fill="EEF1F7"/>
+          </w:tcPr>
+          <w:p>
+            <w:pPr>
+              <w:spacing w:before="0" w:after="0"/>
+            </w:pPr>
+            <w:r>
+              <w:rPr>
+                <w:rFonts w:ascii="Calibri" w:hAnsi="Calibri"/>
+                <w:b w:val="0"/>
+                <w:sz w:val="18"/>
+              </w:rPr>
+              <w:t>Функции и процессы обзорно — скелет контуров</w:t>
+            </w:r>
+          </w:p>
+        </w:tc>
+        <w:tc>
+          <w:tcPr>
+            <w:tcW w:type="dxa" w:w="3628"/>
+            <w:shd w:val="clear" w:fill="EEF1F7"/>
+          </w:tcPr>
+          <w:p>
+            <w:pPr>
+              <w:spacing w:before="0" w:after="0"/>
+            </w:pPr>
+            <w:r>
+              <w:rPr>
+                <w:rFonts w:ascii="Calibri" w:hAnsi="Calibri"/>
+                <w:b w:val="0"/>
+                <w:sz w:val="18"/>
+              </w:rPr>
+              <w:t>Носители контуров (по одному обзору на контур)</w:t>
+            </w:r>
+          </w:p>
+        </w:tc>
+      </w:tr>
+      <w:tr>
+        <w:tc>
+          <w:tcPr>
+            <w:tcW w:type="dxa" w:w="907"/>
+          </w:tcPr>
+          <w:p>
+            <w:pPr>
+              <w:spacing w:before="0" w:after="0"/>
+            </w:pPr>
+            <w:r>
+              <w:rPr>
+                <w:rFonts w:ascii="Calibri" w:hAnsi="Calibri"/>
+                <w:b/>
+                <w:sz w:val="18"/>
+              </w:rPr>
+              <w:t>С3</w:t>
+            </w:r>
+          </w:p>
+        </w:tc>
+        <w:tc>
+          <w:tcPr>
+            <w:tcW w:type="dxa" w:w="4819"/>
+          </w:tcPr>
+          <w:p>
+            <w:pPr>
+              <w:spacing w:before="0" w:after="0"/>
+            </w:pPr>
+            <w:r>
+              <w:rPr>
+                <w:rFonts w:ascii="Calibri" w:hAnsi="Calibri"/>
+                <w:b w:val="0"/>
+                <w:sz w:val="18"/>
+              </w:rPr>
+              <w:t>Углублённые процессы — по одному контуру за встречу, детально</w:t>
+            </w:r>
+          </w:p>
+        </w:tc>
+        <w:tc>
+          <w:tcPr>
+            <w:tcW w:type="dxa" w:w="3628"/>
+          </w:tcPr>
+          <w:p>
+            <w:pPr>
+              <w:spacing w:before="0" w:after="0"/>
+            </w:pPr>
+            <w:r>
+              <w:rPr>
+                <w:rFonts w:ascii="Calibri" w:hAnsi="Calibri"/>
+                <w:b w:val="0"/>
+                <w:sz w:val="18"/>
+              </w:rPr>
+              <w:t>Исполнители и владельцы конкретного контура</w:t>
+            </w:r>
+          </w:p>
+        </w:tc>
+      </w:tr>
+      <w:tr>
+        <w:tc>
+          <w:tcPr>
+            <w:tcW w:type="dxa" w:w="907"/>
+            <w:shd w:val="clear" w:fill="EEF1F7"/>
+          </w:tcPr>
+          <w:p>
+            <w:pPr>
+              <w:spacing w:before="0" w:after="0"/>
+            </w:pPr>
+            <w:r>
+              <w:rPr>
+                <w:rFonts w:ascii="Calibri" w:hAnsi="Calibri"/>
+                <w:b/>
+                <w:sz w:val="18"/>
+              </w:rPr>
+              <w:t>С4</w:t>
+            </w:r>
+          </w:p>
+        </w:tc>
+        <w:tc>
+          <w:tcPr>
+            <w:tcW w:type="dxa" w:w="4819"/>
+            <w:shd w:val="clear" w:fill="EEF1F7"/>
+          </w:tcPr>
+          <w:p>
+            <w:pPr>
+              <w:spacing w:before="0" w:after="0"/>
+            </w:pPr>
+            <w:r>
+              <w:rPr>
+                <w:rFonts w:ascii="Calibri" w:hAnsi="Calibri"/>
+                <w:b w:val="0"/>
+                <w:sz w:val="18"/>
+              </w:rPr>
+              <w:t>Системы и ИТ-ландшафт</w:t>
+            </w:r>
+          </w:p>
+        </w:tc>
+        <w:tc>
+          <w:tcPr>
+            <w:tcW w:type="dxa" w:w="3628"/>
+            <w:shd w:val="clear" w:fill="EEF1F7"/>
+          </w:tcPr>
+          <w:p>
+            <w:pPr>
+              <w:spacing w:before="0" w:after="0"/>
+            </w:pPr>
+            <w:r>
+              <w:rPr>
+                <w:rFonts w:ascii="Calibri" w:hAnsi="Calibri"/>
+                <w:b w:val="0"/>
+                <w:sz w:val="18"/>
+              </w:rPr>
+              <w:t>ИТ-владельцы, администраторы систем</w:t>
+            </w:r>
+          </w:p>
+        </w:tc>
+      </w:tr>
+    </w:tbl>
+    <w:p>
+      <w:pPr>
+        <w:spacing w:after="40"/>
+      </w:pPr>
+    </w:p>
+    <w:p>
+      <w:pPr>
+        <w:pStyle w:val="Heading2"/>
+      </w:pPr>
+      <w:r>
+        <w:rPr>
+          <w:rFonts w:ascii="Calibri" w:hAnsi="Calibri"/>
+          <w:color w:val="1F3864"/>
+        </w:rPr>
+        <w:t>Гейт перед синтезом</w:t>
+      </w:r>
+    </w:p>
+    <w:p>
+      <w:pPr>
+        <w:spacing w:after="120"/>
+      </w:pPr>
+      <w:r>
+        <w:rPr>
+          <w:rFonts w:ascii="Calibri" w:hAnsi="Calibri"/>
+          <w:b w:val="0"/>
+          <w:i w:val="0"/>
+        </w:rPr>
+        <w:t>Синтез (навык synthesis) начинает работу с показа картины: если по уровням остаются незакрытые критичные вопросы или уровень ещё «в разведке», навык остановится и покажет, чего не хватает, — досрочный переход возможен только вашим явным допущением (оно фиксируется как закрытый вопрос с пометкой «закрыт допущением»), а не тихим пропуском пробела.</w:t>
+      </w:r>
+    </w:p>
+    <w:p>
+      <w:pPr>
+        <w:pStyle w:val="Heading1"/>
+      </w:pPr>
+      <w:r>
+        <w:rPr>
+          <w:rFonts w:ascii="Calibri" w:hAnsi="Calibri"/>
+          <w:color w:val="1F3864"/>
+        </w:rPr>
+        <w:t>8. Онбординг: что предложит new-project</w:t>
       </w:r>
     </w:p>
     <w:p>
@@ -2152,7 +3208,7 @@
           <w:rFonts w:ascii="Calibri" w:hAnsi="Calibri"/>
           <w:color w:val="1F3864"/>
         </w:rPr>
-        <w:t>7. Секреты: ключ Ньютона и другие API-ключи</w:t>
+        <w:t>9. Секреты: ключ Ньютона и другие API-ключи</w:t>
       </w:r>
     </w:p>
     <w:p>
@@ -2251,7 +3307,7 @@
           <w:rFonts w:ascii="Calibri" w:hAnsi="Calibri"/>
           <w:color w:val="1F3864"/>
         </w:rPr>
-        <w:t>8. Архитектор и ИИ: кто что делает</w:t>
+        <w:t>10. Архитектор и ИИ: кто что делает</w:t>
       </w:r>
     </w:p>
     <w:p>
@@ -2320,7 +3376,7 @@
           <w:rFonts w:ascii="Calibri" w:hAnsi="Calibri"/>
           <w:color w:val="1F3864"/>
         </w:rPr>
-        <w:t>9. Выдача памяти: книга Excel и рабочие документы</w:t>
+        <w:t>11. Выдача памяти: книга Excel и рабочие документы</w:t>
       </w:r>
     </w:p>
     <w:p>
@@ -2425,7 +3481,7 @@
           <w:b w:val="0"/>
           <w:i w:val="0"/>
         </w:rPr>
-        <w:t>Отдельно от книги синтез также готовит два рабочих документа: «Открытые вопросы» и «Гипотезы» — тоже как проекции памяти (docx), тоже пересобираемые, а не правимые вручную.</w:t>
+        <w:t>Отдельно от книги синтез также готовит два рабочих документа: «Открытые вопросы» и «Гипотезы» — тоже как проекции памяти (docx), тоже пересобираемые, а не правимые вручную. Как и все клиентские документы, они попадают в «Документы/» под человеческим именем, без титульного листа и без кодов памяти в тексте — коды нужны только внутри технического слоя.</w:t>
       </w:r>
     </w:p>
     <w:p>
@@ -2437,7 +3493,7 @@
           <w:rFonts w:ascii="Calibri" w:hAnsi="Calibri"/>
           <w:color w:val="1F3864"/>
         </w:rPr>
-        <w:t>10. Справочник команд ./opp</w:t>
+        <w:t>12. Справочник команд ./opp</w:t>
       </w:r>
     </w:p>
     <w:p>
@@ -2539,7 +3595,7 @@
                 <w:b w:val="0"/>
                 <w:sz w:val="18"/>
               </w:rPr>
-              <w:t>Развернуть рабочую папку нового проекта (приёмные и технические папки, паспорт, правила).</w:t>
+              <w:t>Развернуть рабочую папку нового проекта (приёмные и технические папки, паспорт, правила) — прямо в указанной (обычно текущей) папке.</w:t>
             </w:r>
           </w:p>
         </w:tc>
@@ -2677,6 +3733,45 @@
                 <w:b/>
                 <w:sz w:val="18"/>
               </w:rPr>
+              <w:t>picture</w:t>
+            </w:r>
+          </w:p>
+        </w:tc>
+        <w:tc>
+          <w:tcPr>
+            <w:tcW w:type="dxa" w:w="7540"/>
+          </w:tcPr>
+          <w:p>
+            <w:pPr>
+              <w:spacing w:before="0" w:after="0"/>
+            </w:pPr>
+            <w:r>
+              <w:rPr>
+                <w:rFonts w:ascii="Calibri" w:hAnsi="Calibri"/>
+                <w:b w:val="0"/>
+                <w:sz w:val="18"/>
+              </w:rPr>
+              <w:t>Картина обследования по 11 уровням: что собрано, где дыры, статус готовности; --вопросы заводит открытые вопросы из дыр.</w:t>
+            </w:r>
+          </w:p>
+        </w:tc>
+      </w:tr>
+      <w:tr>
+        <w:tc>
+          <w:tcPr>
+            <w:tcW w:type="dxa" w:w="1814"/>
+            <w:shd w:val="clear" w:fill="EEF1F7"/>
+          </w:tcPr>
+          <w:p>
+            <w:pPr>
+              <w:spacing w:before="0" w:after="0"/>
+            </w:pPr>
+            <w:r>
+              <w:rPr>
+                <w:rFonts w:ascii="Calibri" w:hAnsi="Calibri"/>
+                <w:b/>
+                <w:sz w:val="18"/>
+              </w:rPr>
               <w:t>triangulate</w:t>
             </w:r>
           </w:p>
@@ -2684,6 +3779,7 @@
         <w:tc>
           <w:tcPr>
             <w:tcW w:type="dxa" w:w="7540"/>
+            <w:shd w:val="clear" w:fill="EEF1F7"/>
           </w:tcPr>
           <w:p>
             <w:pPr>
@@ -2704,7 +3800,6 @@
         <w:tc>
           <w:tcPr>
             <w:tcW w:type="dxa" w:w="1814"/>
-            <w:shd w:val="clear" w:fill="EEF1F7"/>
           </w:tcPr>
           <w:p>
             <w:pPr>
@@ -2723,7 +3818,6 @@
         <w:tc>
           <w:tcPr>
             <w:tcW w:type="dxa" w:w="7540"/>
-            <w:shd w:val="clear" w:fill="EEF1F7"/>
           </w:tcPr>
           <w:p>
             <w:pPr>
@@ -2744,6 +3838,7 @@
         <w:tc>
           <w:tcPr>
             <w:tcW w:type="dxa" w:w="1814"/>
+            <w:shd w:val="clear" w:fill="EEF1F7"/>
           </w:tcPr>
           <w:p>
             <w:pPr>
@@ -2762,6 +3857,7 @@
         <w:tc>
           <w:tcPr>
             <w:tcW w:type="dxa" w:w="7540"/>
+            <w:shd w:val="clear" w:fill="EEF1F7"/>
           </w:tcPr>
           <w:p>
             <w:pPr>
@@ -2782,7 +3878,6 @@
         <w:tc>
           <w:tcPr>
             <w:tcW w:type="dxa" w:w="1814"/>
-            <w:shd w:val="clear" w:fill="EEF1F7"/>
           </w:tcPr>
           <w:p>
             <w:pPr>
@@ -2801,7 +3896,6 @@
         <w:tc>
           <w:tcPr>
             <w:tcW w:type="dxa" w:w="7540"/>
-            <w:shd w:val="clear" w:fill="EEF1F7"/>
           </w:tcPr>
           <w:p>
             <w:pPr>
@@ -2822,6 +3916,7 @@
         <w:tc>
           <w:tcPr>
             <w:tcW w:type="dxa" w:w="1814"/>
+            <w:shd w:val="clear" w:fill="EEF1F7"/>
           </w:tcPr>
           <w:p>
             <w:pPr>
@@ -2840,6 +3935,7 @@
         <w:tc>
           <w:tcPr>
             <w:tcW w:type="dxa" w:w="7540"/>
+            <w:shd w:val="clear" w:fill="EEF1F7"/>
           </w:tcPr>
           <w:p>
             <w:pPr>
@@ -2860,7 +3956,6 @@
         <w:tc>
           <w:tcPr>
             <w:tcW w:type="dxa" w:w="1814"/>
-            <w:shd w:val="clear" w:fill="EEF1F7"/>
           </w:tcPr>
           <w:p>
             <w:pPr>
@@ -2879,7 +3974,6 @@
         <w:tc>
           <w:tcPr>
             <w:tcW w:type="dxa" w:w="7540"/>
-            <w:shd w:val="clear" w:fill="EEF1F7"/>
           </w:tcPr>
           <w:p>
             <w:pPr>
@@ -2900,6 +3994,7 @@
         <w:tc>
           <w:tcPr>
             <w:tcW w:type="dxa" w:w="1814"/>
+            <w:shd w:val="clear" w:fill="EEF1F7"/>
           </w:tcPr>
           <w:p>
             <w:pPr>
@@ -2918,6 +4013,7 @@
         <w:tc>
           <w:tcPr>
             <w:tcW w:type="dxa" w:w="7540"/>
+            <w:shd w:val="clear" w:fill="EEF1F7"/>
           </w:tcPr>
           <w:p>
             <w:pPr>
@@ -2938,7 +4034,6 @@
         <w:tc>
           <w:tcPr>
             <w:tcW w:type="dxa" w:w="1814"/>
-            <w:shd w:val="clear" w:fill="EEF1F7"/>
           </w:tcPr>
           <w:p>
             <w:pPr>
@@ -2957,7 +4052,6 @@
         <w:tc>
           <w:tcPr>
             <w:tcW w:type="dxa" w:w="7540"/>
-            <w:shd w:val="clear" w:fill="EEF1F7"/>
           </w:tcPr>
           <w:p>
             <w:pPr>
@@ -2978,6 +4072,7 @@
         <w:tc>
           <w:tcPr>
             <w:tcW w:type="dxa" w:w="1814"/>
+            <w:shd w:val="clear" w:fill="EEF1F7"/>
           </w:tcPr>
           <w:p>
             <w:pPr>
@@ -2996,6 +4091,7 @@
         <w:tc>
           <w:tcPr>
             <w:tcW w:type="dxa" w:w="7540"/>
+            <w:shd w:val="clear" w:fill="EEF1F7"/>
           </w:tcPr>
           <w:p>
             <w:pPr>
@@ -3016,7 +4112,6 @@
         <w:tc>
           <w:tcPr>
             <w:tcW w:type="dxa" w:w="1814"/>
-            <w:shd w:val="clear" w:fill="EEF1F7"/>
           </w:tcPr>
           <w:p>
             <w:pPr>
@@ -3035,7 +4130,6 @@
         <w:tc>
           <w:tcPr>
             <w:tcW w:type="dxa" w:w="7540"/>
-            <w:shd w:val="clear" w:fill="EEF1F7"/>
           </w:tcPr>
           <w:p>
             <w:pPr>
@@ -3056,6 +4150,7 @@
         <w:tc>
           <w:tcPr>
             <w:tcW w:type="dxa" w:w="1814"/>
+            <w:shd w:val="clear" w:fill="EEF1F7"/>
           </w:tcPr>
           <w:p>
             <w:pPr>
@@ -3074,6 +4169,7 @@
         <w:tc>
           <w:tcPr>
             <w:tcW w:type="dxa" w:w="7540"/>
+            <w:shd w:val="clear" w:fill="EEF1F7"/>
           </w:tcPr>
           <w:p>
             <w:pPr>
@@ -3094,7 +4190,6 @@
         <w:tc>
           <w:tcPr>
             <w:tcW w:type="dxa" w:w="1814"/>
-            <w:shd w:val="clear" w:fill="EEF1F7"/>
           </w:tcPr>
           <w:p>
             <w:pPr>
@@ -3113,7 +4208,6 @@
         <w:tc>
           <w:tcPr>
             <w:tcW w:type="dxa" w:w="7540"/>
-            <w:shd w:val="clear" w:fill="EEF1F7"/>
           </w:tcPr>
           <w:p>
             <w:pPr>
@@ -3134,6 +4228,7 @@
         <w:tc>
           <w:tcPr>
             <w:tcW w:type="dxa" w:w="1814"/>
+            <w:shd w:val="clear" w:fill="EEF1F7"/>
           </w:tcPr>
           <w:p>
             <w:pPr>
@@ -3152,6 +4247,7 @@
         <w:tc>
           <w:tcPr>
             <w:tcW w:type="dxa" w:w="7540"/>
+            <w:shd w:val="clear" w:fill="EEF1F7"/>
           </w:tcPr>
           <w:p>
             <w:pPr>
@@ -3183,7 +4279,7 @@
           <w:rFonts w:ascii="Calibri" w:hAnsi="Calibri"/>
           <w:color w:val="1F3864"/>
         </w:rPr>
-        <w:t>11. Правила, которые нельзя нарушать</w:t>
+        <w:t>13. Правила, которые нельзя нарушать</w:t>
       </w:r>
     </w:p>
     <w:p>
@@ -3458,6 +4554,84 @@
                 <w:sz w:val="18"/>
               </w:rPr>
               <w:t>Ось обследования: от ценности и учётных моделей до систем, интеграций и инфраструктуры.</w:t>
+            </w:r>
+          </w:p>
+        </w:tc>
+      </w:tr>
+      <w:tr>
+        <w:tc>
+          <w:tcPr>
+            <w:tcW w:type="dxa" w:w="2381"/>
+            <w:shd w:val="clear" w:fill="EEF1F7"/>
+          </w:tcPr>
+          <w:p>
+            <w:pPr>
+              <w:spacing w:before="0" w:after="0"/>
+            </w:pPr>
+            <w:r>
+              <w:rPr>
+                <w:rFonts w:ascii="Calibri" w:hAnsi="Calibri"/>
+                <w:b/>
+                <w:sz w:val="18"/>
+              </w:rPr>
+              <w:t>Картина обследования</w:t>
+            </w:r>
+          </w:p>
+        </w:tc>
+        <w:tc>
+          <w:tcPr>
+            <w:tcW w:type="dxa" w:w="6973"/>
+            <w:shd w:val="clear" w:fill="EEF1F7"/>
+          </w:tcPr>
+          <w:p>
+            <w:pPr>
+              <w:spacing w:before="0" w:after="0"/>
+            </w:pPr>
+            <w:r>
+              <w:rPr>
+                <w:rFonts w:ascii="Calibri" w:hAnsi="Calibri"/>
+                <w:b w:val="0"/>
+                <w:sz w:val="18"/>
+              </w:rPr>
+              <w:t>Снимок готовности разведки по всем 11 уровням: что собрано, откуда, где дыры, какой статус у уровня. Пересобирается заново после каждого разбора.</w:t>
+            </w:r>
+          </w:p>
+        </w:tc>
+      </w:tr>
+      <w:tr>
+        <w:tc>
+          <w:tcPr>
+            <w:tcW w:type="dxa" w:w="2381"/>
+          </w:tcPr>
+          <w:p>
+            <w:pPr>
+              <w:spacing w:before="0" w:after="0"/>
+            </w:pPr>
+            <w:r>
+              <w:rPr>
+                <w:rFonts w:ascii="Calibri" w:hAnsi="Calibri"/>
+                <w:b/>
+                <w:sz w:val="18"/>
+              </w:rPr>
+              <w:t>Дыра полноты</w:t>
+            </w:r>
+          </w:p>
+        </w:tc>
+        <w:tc>
+          <w:tcPr>
+            <w:tcW w:type="dxa" w:w="6973"/>
+          </w:tcPr>
+          <w:p>
+            <w:pPr>
+              <w:spacing w:before="0" w:after="0"/>
+            </w:pPr>
+            <w:r>
+              <w:rPr>
+                <w:rFonts w:ascii="Calibri" w:hAnsi="Calibri"/>
+                <w:b w:val="0"/>
+                <w:sz w:val="18"/>
+              </w:rPr>
+              <w:t>Пробел, который видит картина: уровень совсем без фактов, важное поле уже собранного факта пусто, или уровень ещё не подтверждён тем способом, которым обычно проверяется.</w:t>
             </w:r>
           </w:p>
         </w:tc>
